--- a/example/result/e01_paragraph.docx
+++ b/example/result/e01_paragraph.docx
@@ -14,6 +14,9 @@
       </w:r>
       <w:r>
         <w:t xml:space="preserve"> using add_text.</w:t>
+      </w:r>
+      <w:r>
+        <w:t xml:space="preserve"> (As this example does not have a heading the generated markdown file will not have a heading. If markdownlint is used on the generated markdown file it will report an error for the missing heading.)</w:t>
       </w:r>
     </w:p>
     <w:sectPr>

--- a/example/result/e01_paragraph.docx
+++ b/example/result/e01_paragraph.docx
@@ -4,7 +4,7 @@
   <w:body>
     <w:p>
       <w:r>
-        <w:t>With start_paragraph we can start a paragraph.</w:t>
+        <w:t>With new_paragraph we can start a paragraph.</w:t>
       </w:r>
       <w:r>
         <w:t xml:space="preserve"> With add_text we can add text to the paragraph.</w:t>
